--- a/pdf2word/San_Pham/de-khao-sat-toan-12-nam-2026-2027-truong-thpt-bao-thang-3-lao-cai_HDG_0104.docx
+++ b/pdf2word/San_Pham/de-khao-sat-toan-12-nam-2026-2027-truong-thpt-bao-thang-3-lao-cai_HDG_0104.docx
@@ -17,14 +17,14 @@
         </w:tblBorders>
       </w:tblPr>
       <w:tblGrid>
-        <w:gridCol w:w="3419"/>
-        <w:gridCol w:w="3419"/>
-        <w:gridCol w:w="3419"/>
+        <w:gridCol w:w="3307"/>
+        <w:gridCol w:w="3307"/>
+        <w:gridCol w:w="3307"/>
       </w:tblGrid>
       <w:tr>
         <w:tc>
           <w:tcPr>
-            <w:tcW w:type="dxa" w:w="5556"/>
+            <w:tcW w:type="dxa" w:w="4819"/>
             <w:vAlign w:val="center"/>
           </w:tcPr>
           <w:p>
@@ -57,7 +57,7 @@
         </w:tc>
         <w:tc>
           <w:tcPr>
-            <w:tcW w:type="dxa" w:w="4365"/>
+            <w:tcW w:type="dxa" w:w="5102"/>
             <w:gridSpan w:val="2"/>
             <w:vAlign w:val="center"/>
           </w:tcPr>
@@ -75,32 +75,30 @@
                 <w:rFonts w:ascii="Times New Roman" w:hAnsi="Times New Roman" w:cs="Times New Roman"/>
                 <w:rFonts w:ascii="Times New Roman" w:hAnsi="Times New Roman" w:cs="Times New Roman"/>
               </w:rPr>
+              <w:t>HƯỚNG DẪN GIẢI CHI TIẾT</w:t>
+              <w:br/>
+            </w:r>
+            <w:r>
+              <w:rPr>
+                <w:rFonts w:ascii="Times New Roman" w:hAnsi="Times New Roman"/>
+                <w:b/>
+                <w:color w:val="000000"/>
+                <w:sz w:val="24"/>
+                <w:rFonts w:ascii="Times New Roman" w:hAnsi="Times New Roman" w:cs="Times New Roman"/>
+                <w:rFonts w:ascii="Times New Roman" w:hAnsi="Times New Roman" w:cs="Times New Roman"/>
+              </w:rPr>
               <w:t>ĐỀ KHẢO SÁT CHẤT LƯỢNG TOÁN 12</w:t>
               <w:br/>
             </w:r>
             <w:r>
               <w:rPr>
                 <w:rFonts w:ascii="Times New Roman" w:hAnsi="Times New Roman"/>
-                <w:b/>
-                <w:color w:val="002060"/>
+                <w:i/>
                 <w:sz w:val="24"/>
                 <w:rFonts w:ascii="Times New Roman" w:hAnsi="Times New Roman" w:cs="Times New Roman"/>
                 <w:rFonts w:ascii="Times New Roman" w:hAnsi="Times New Roman" w:cs="Times New Roman"/>
               </w:rPr>
-              <w:t>Nguồn: THPT Số 3 Bảo Thắng (2026 - 2027)</w:t>
-              <w:br/>
-            </w:r>
-            <w:r>
-              <w:rPr>
-                <w:rFonts w:ascii="Times New Roman" w:hAnsi="Times New Roman"/>
-                <w:b/>
-                <w:i/>
-                <w:color w:val="C00000"/>
-                <w:sz w:val="24"/>
-                <w:rFonts w:ascii="Times New Roman" w:hAnsi="Times New Roman" w:cs="Times New Roman"/>
-                <w:rFonts w:ascii="Times New Roman" w:hAnsi="Times New Roman" w:cs="Times New Roman"/>
-              </w:rPr>
-              <w:t>HƯỚNG DẪN GIẢI CHI TIẾT</w:t>
+              <w:t>THPT Số 3 Bảo Thắng (Năm học 2026 - 2027)</w:t>
             </w:r>
           </w:p>
         </w:tc>
@@ -108,7 +106,8 @@
       <w:tr>
         <w:tc>
           <w:tcPr>
-            <w:tcW w:type="dxa" w:w="5783"/>
+            <w:tcW w:type="dxa" w:w="7937"/>
+            <w:gridSpan w:val="2"/>
             <w:vAlign w:val="center"/>
           </w:tcPr>
           <w:p>
@@ -118,8 +117,9 @@
             <w:r>
               <w:rPr>
                 <w:rFonts w:ascii="Times New Roman" w:hAnsi="Times New Roman"/>
-                <w:i/>
+                <w:b/>
                 <w:sz w:val="24"/>
+                <w:rFonts w:ascii="Times New Roman" w:hAnsi="Times New Roman" w:cs="Times New Roman"/>
                 <w:rFonts w:ascii="Times New Roman" w:hAnsi="Times New Roman" w:cs="Times New Roman"/>
               </w:rPr>
               <w:t>TÀI LIỆU DÀNH CHO GIÁO VIÊN / HỌC SINH THAM KHẢO</w:t>
@@ -128,18 +128,7 @@
         </w:tc>
         <w:tc>
           <w:tcPr>
-            <w:tcW w:type="dxa" w:w="2438"/>
-            <w:vAlign w:val="center"/>
-          </w:tcPr>
-          <w:p>
-            <w:pPr>
-              <w:spacing w:before="60" w:after="60"/>
-            </w:pPr>
-          </w:p>
-        </w:tc>
-        <w:tc>
-          <w:tcPr>
-            <w:tcW w:type="dxa" w:w="1701"/>
+            <w:tcW w:type="dxa" w:w="1984"/>
             <w:vAlign w:val="center"/>
           </w:tcPr>
           <w:p>
@@ -154,7 +143,7 @@
                 <w:sz w:val="24"/>
                 <w:rFonts w:ascii="Times New Roman" w:hAnsi="Times New Roman" w:cs="Times New Roman"/>
               </w:rPr>
-              <w:t>Mã đề 0104</w:t>
+              <w:t>Mã đề: 0104</w:t>
             </w:r>
           </w:p>
         </w:tc>
@@ -905,7 +894,7 @@
         </w:rPr>
         <w:drawing>
           <wp:inline>
-            <wp:extent cx="3420000" cy="847495"/>
+            <wp:extent cx="3311999" cy="918562"/>
             <wp:docPr id="4" name="Picture 4"/>
             <wp:cNvGraphicFramePr>
               <a:graphicFrameLocks noChangeAspect="1"/>
@@ -926,7 +915,7 @@
                   <pic:spPr>
                     <a:xfrm>
                       <a:off x="0" y="0"/>
-                      <a:ext cx="3420000" cy="847495"/>
+                      <a:ext cx="3311999" cy="918562"/>
                     </a:xfrm>
                     <a:prstGeom prst="rect"/>
                   </pic:spPr>
@@ -4379,8 +4368,8 @@
         <w:tblLook w:val="0000" w:firstRow="0" w:lastRow="0" w:firstColumn="0" w:lastColumn="0" w:noHBand="0" w:noVBand="0"/>
       </w:tblPr>
       <w:tblGrid>
-        <w:gridCol w:w="5128"/>
-        <w:gridCol w:w="5128"/>
+        <w:gridCol w:w="4961"/>
+        <w:gridCol w:w="4961"/>
       </w:tblGrid>
       <w:tr>
         <w:tc>
@@ -5156,7 +5145,7 @@
               </w:rPr>
               <w:drawing>
                 <wp:inline>
-                  <wp:extent cx="1800000" cy="1749499"/>
+                  <wp:extent cx="1728000" cy="1472556"/>
                   <wp:docPr id="1" name="Picture 1"/>
                   <wp:cNvGraphicFramePr>
                     <a:graphicFrameLocks noChangeAspect="1"/>
@@ -5177,7 +5166,7 @@
                         <pic:spPr>
                           <a:xfrm>
                             <a:off x="0" y="0"/>
-                            <a:ext cx="1800000" cy="1749499"/>
+                            <a:ext cx="1728000" cy="1472556"/>
                           </a:xfrm>
                           <a:prstGeom prst="rect"/>
                         </pic:spPr>
@@ -6579,7 +6568,7 @@
         </w:rPr>
         <w:drawing>
           <wp:inline>
-            <wp:extent cx="2880000" cy="1076331"/>
+            <wp:extent cx="3311999" cy="918562"/>
             <wp:docPr id="5" name="Picture 5"/>
             <wp:cNvGraphicFramePr>
               <a:graphicFrameLocks noChangeAspect="1"/>
@@ -6600,7 +6589,7 @@
                   <pic:spPr>
                     <a:xfrm>
                       <a:off x="0" y="0"/>
-                      <a:ext cx="2880000" cy="1076331"/>
+                      <a:ext cx="3311999" cy="918562"/>
                     </a:xfrm>
                     <a:prstGeom prst="rect"/>
                   </pic:spPr>
@@ -7885,7 +7874,7 @@
         </w:rPr>
         <w:drawing>
           <wp:inline>
-            <wp:extent cx="2880000" cy="882263"/>
+            <wp:extent cx="3311999" cy="837619"/>
             <wp:docPr id="6" name="Picture 6"/>
             <wp:cNvGraphicFramePr>
               <a:graphicFrameLocks noChangeAspect="1"/>
@@ -7906,7 +7895,7 @@
                   <pic:spPr>
                     <a:xfrm>
                       <a:off x="0" y="0"/>
-                      <a:ext cx="2880000" cy="882263"/>
+                      <a:ext cx="3311999" cy="837619"/>
                     </a:xfrm>
                     <a:prstGeom prst="rect"/>
                   </pic:spPr>
@@ -9940,8 +9929,8 @@
         <w:tblLook w:val="0000" w:firstRow="0" w:lastRow="0" w:firstColumn="0" w:lastColumn="0" w:noHBand="0" w:noVBand="0"/>
       </w:tblPr>
       <w:tblGrid>
-        <w:gridCol w:w="5128"/>
-        <w:gridCol w:w="5128"/>
+        <w:gridCol w:w="4961"/>
+        <w:gridCol w:w="4961"/>
       </w:tblGrid>
       <w:tr>
         <w:tc>
@@ -10858,7 +10847,7 @@
               </w:rPr>
               <w:drawing>
                 <wp:inline>
-                  <wp:extent cx="1800000" cy="1388192"/>
+                  <wp:extent cx="1728000" cy="1354752"/>
                   <wp:docPr id="2" name="Picture 2"/>
                   <wp:cNvGraphicFramePr>
                     <a:graphicFrameLocks noChangeAspect="1"/>
@@ -10879,7 +10868,7 @@
                         <pic:spPr>
                           <a:xfrm>
                             <a:off x="0" y="0"/>
-                            <a:ext cx="1800000" cy="1388192"/>
+                            <a:ext cx="1728000" cy="1354752"/>
                           </a:xfrm>
                           <a:prstGeom prst="rect"/>
                         </pic:spPr>
@@ -10908,8 +10897,8 @@
         <w:tblLook w:val="0000" w:firstRow="0" w:lastRow="0" w:firstColumn="0" w:lastColumn="0" w:noHBand="0" w:noVBand="0"/>
       </w:tblPr>
       <w:tblGrid>
-        <w:gridCol w:w="5128"/>
-        <w:gridCol w:w="5128"/>
+        <w:gridCol w:w="4961"/>
+        <w:gridCol w:w="4961"/>
       </w:tblGrid>
       <w:tr>
         <w:tc>
@@ -12278,7 +12267,7 @@
               </w:rPr>
               <w:drawing>
                 <wp:inline>
-                  <wp:extent cx="1800000" cy="1388192"/>
+                  <wp:extent cx="1728000" cy="1607791"/>
                   <wp:docPr id="3" name="Picture 3"/>
                   <wp:cNvGraphicFramePr>
                     <a:graphicFrameLocks noChangeAspect="1"/>
@@ -12299,7 +12288,7 @@
                         <pic:spPr>
                           <a:xfrm>
                             <a:off x="0" y="0"/>
-                            <a:ext cx="1800000" cy="1388192"/>
+                            <a:ext cx="1728000" cy="1607791"/>
                           </a:xfrm>
                           <a:prstGeom prst="rect"/>
                         </pic:spPr>
@@ -12961,19 +12950,6 @@
     <w:p>
       <w:pPr>
         <w:pStyle w:val="BodyText"/>
-      </w:pPr>
-      <w:r>
-        <w:rPr>
-          <w:rFonts w:ascii="Times New Roman" w:hAnsi="Times New Roman"/>
-          <w:sz w:val="24"/>
-          <w:rFonts w:ascii="Times New Roman" w:hAnsi="Times New Roman" w:cs="Times New Roman"/>
-        </w:rPr>
-        <w:t xml:space="preserve">@@ANSWER_BOX_1@@</w:t>
-      </w:r>
-    </w:p>
-    <w:p>
-      <w:pPr>
-        <w:pStyle w:val="BodyText"/>
         <w:jc w:val="both"/>
         <w:spacing w:before="60" w:after="40" w:line="276" w:lineRule="auto"/>
       </w:pPr>
@@ -13681,19 +13657,6 @@
     <w:p>
       <w:pPr>
         <w:pStyle w:val="BodyText"/>
-      </w:pPr>
-      <w:r>
-        <w:rPr>
-          <w:rFonts w:ascii="Times New Roman" w:hAnsi="Times New Roman"/>
-          <w:sz w:val="24"/>
-          <w:rFonts w:ascii="Times New Roman" w:hAnsi="Times New Roman" w:cs="Times New Roman"/>
-        </w:rPr>
-        <w:t xml:space="preserve">@@ANSWER_BOX_2@@</w:t>
-      </w:r>
-    </w:p>
-    <w:p>
-      <w:pPr>
-        <w:pStyle w:val="BodyText"/>
         <w:jc w:val="both"/>
         <w:spacing w:before="60" w:after="40" w:line="276" w:lineRule="auto"/>
       </w:pPr>
@@ -14301,19 +14264,6 @@
           <w:rFonts w:ascii="Times New Roman" w:hAnsi="Times New Roman" w:cs="Times New Roman"/>
         </w:rPr>
         <w:t xml:space="preserve">==&gt; Đáp án: 4.</w:t>
-      </w:r>
-    </w:p>
-    <w:p>
-      <w:pPr>
-        <w:pStyle w:val="BodyText"/>
-      </w:pPr>
-      <w:r>
-        <w:rPr>
-          <w:rFonts w:ascii="Times New Roman" w:hAnsi="Times New Roman"/>
-          <w:sz w:val="24"/>
-          <w:rFonts w:ascii="Times New Roman" w:hAnsi="Times New Roman" w:cs="Times New Roman"/>
-        </w:rPr>
-        <w:t xml:space="preserve">@@ANSWER_BOX_3@@</w:t>
       </w:r>
     </w:p>
     <w:p>
@@ -15756,19 +15706,6 @@
           <w:rFonts w:ascii="Times New Roman" w:hAnsi="Times New Roman" w:cs="Times New Roman"/>
         </w:rPr>
         <w:t xml:space="preserve">==&gt; Đáp án: 8,94.</w:t>
-      </w:r>
-    </w:p>
-    <w:p>
-      <w:pPr>
-        <w:pStyle w:val="BodyText"/>
-      </w:pPr>
-      <w:r>
-        <w:rPr>
-          <w:rFonts w:ascii="Times New Roman" w:hAnsi="Times New Roman"/>
-          <w:sz w:val="24"/>
-          <w:rFonts w:ascii="Times New Roman" w:hAnsi="Times New Roman" w:cs="Times New Roman"/>
-        </w:rPr>
-        <w:t xml:space="preserve">@@ANSWER_BOX_4@@</w:t>
       </w:r>
     </w:p>
     <w:p>
@@ -16624,19 +16561,6 @@
     <w:p>
       <w:pPr>
         <w:pStyle w:val="BodyText"/>
-      </w:pPr>
-      <w:r>
-        <w:rPr>
-          <w:rFonts w:ascii="Times New Roman" w:hAnsi="Times New Roman"/>
-          <w:sz w:val="24"/>
-          <w:rFonts w:ascii="Times New Roman" w:hAnsi="Times New Roman" w:cs="Times New Roman"/>
-        </w:rPr>
-        <w:t xml:space="preserve">@@ANSWER_BOX_5@@</w:t>
-      </w:r>
-    </w:p>
-    <w:p>
-      <w:pPr>
-        <w:pStyle w:val="BodyText"/>
         <w:jc w:val="both"/>
         <w:spacing w:before="60" w:after="40" w:line="276" w:lineRule="auto"/>
       </w:pPr>
@@ -16832,7 +16756,7 @@
         </w:rPr>
         <w:drawing>
           <wp:inline>
-            <wp:extent cx="3420000" cy="1088075"/>
+            <wp:extent cx="3311999" cy="918562"/>
             <wp:docPr id="7" name="Picture 7"/>
             <wp:cNvGraphicFramePr>
               <a:graphicFrameLocks noChangeAspect="1"/>
@@ -16853,7 +16777,7 @@
                   <pic:spPr>
                     <a:xfrm>
                       <a:off x="0" y="0"/>
-                      <a:ext cx="3420000" cy="1088075"/>
+                      <a:ext cx="3311999" cy="918562"/>
                     </a:xfrm>
                     <a:prstGeom prst="rect"/>
                   </pic:spPr>
@@ -17338,19 +17262,6 @@
     </w:p>
     <w:p>
       <w:pPr>
-        <w:pStyle w:val="BodyText"/>
-      </w:pPr>
-      <w:r>
-        <w:rPr>
-          <w:rFonts w:ascii="Times New Roman" w:hAnsi="Times New Roman"/>
-          <w:sz w:val="24"/>
-          <w:rFonts w:ascii="Times New Roman" w:hAnsi="Times New Roman" w:cs="Times New Roman"/>
-        </w:rPr>
-        <w:t xml:space="preserve">@@ANSWER_BOX_6@@</w:t>
-      </w:r>
-    </w:p>
-    <w:p>
-      <w:pPr>
         <w:pStyle w:val="FirstParagraph"/>
         <w:jc w:val="center"/>
         <w:spacing w:before="140" w:after="140" w:line="276" w:lineRule="auto"/>
@@ -17371,6 +17282,7 @@
       <w:footnotePr>
         <w:numRestart w:val="eachSect"/>
       </w:footnotePr>
+      <w:pgSz w:w="11906" w:h="16838"/>
       <w:pgMar w:top="907" w:bottom="907" w:left="1134" w:right="850"/>
     </w:sectPr>
   </w:body>
@@ -17539,6 +17451,7 @@
       <w:rFonts w:ascii="Times New Roman" w:hAnsi="Times New Roman"/>
       <w:color w:val="000000"/>
       <w:sz w:val="24"/>
+      <w:rFonts w:ascii="Times New Roman" w:hAnsi="Times New Roman" w:cs="Times New Roman"/>
     </w:rPr>
   </w:style>
   <w:style w:styleId="BodyText" w:type="paragraph">
